--- a/assets/docx/math.docx
+++ b/assets/docx/math.docx
@@ -15,7 +15,7 @@
         <w:pStyle w:val="Subtitle"/>
       </w:pPr>
       <w:r>
-        <w:t xml:space="preserve">22 février 2026</w:t>
+        <w:t xml:space="preserve">09 avril 2026</w:t>
       </w:r>
     </w:p>
     <w:p>

--- a/assets/docx/math.docx
+++ b/assets/docx/math.docx
@@ -15,7 +15,7 @@
         <w:pStyle w:val="Subtitle"/>
       </w:pPr>
       <w:r>
-        <w:t xml:space="preserve">09 avril 2026</w:t>
+        <w:t xml:space="preserve">Tuesday, April 14, 2026</w:t>
       </w:r>
     </w:p>
     <w:p>
@@ -143,6 +143,65 @@
         </m:oMath>
       </m:oMathPara>
     </w:p>
+    <w:p>
+      <w:pPr>
+        <w:pStyle w:val="FirstParagraph"/>
+      </w:pPr>
+      <w:r>
+        <w:t xml:space="preserve">And this one:</w:t>
+      </w:r>
+    </w:p>
+    <w:p>
+      <w:pPr>
+        <w:pStyle w:val="BodyText"/>
+      </w:pPr>
+      <m:oMathPara>
+        <m:oMathParaPr>
+          <m:jc m:val="center"/>
+        </m:oMathParaPr>
+        <m:oMath>
+          <m:sSup>
+            <m:e>
+              <m:r>
+                <m:t>e</m:t>
+              </m:r>
+            </m:e>
+            <m:sup>
+              <m:r>
+                <m:t>i</m:t>
+              </m:r>
+              <m:r>
+                <m:rPr>
+                  <m:sty m:val="p"/>
+                </m:rPr>
+                <m:t>×</m:t>
+              </m:r>
+              <m:r>
+                <m:t>π</m:t>
+              </m:r>
+            </m:sup>
+          </m:sSup>
+          <m:r>
+            <m:rPr>
+              <m:sty m:val="p"/>
+            </m:rPr>
+            <m:t>+</m:t>
+          </m:r>
+          <m:r>
+            <m:t>1</m:t>
+          </m:r>
+          <m:r>
+            <m:rPr>
+              <m:sty m:val="p"/>
+            </m:rPr>
+            <m:t>=</m:t>
+          </m:r>
+          <m:r>
+            <m:t>0</m:t>
+          </m:r>
+        </m:oMath>
+      </m:oMathPara>
+    </w:p>
     <w:sectPr>
       <w:pgSz w:h="16820" w:w="11900"/>
       <w:pgMar w:bottom="1440" w:footer="720" w:gutter="0" w:header="720" w:left="1440" w:right="1440" w:top="1440"/>
@@ -269,7 +328,7 @@
         <w:rFonts w:ascii="Gill Sans" w:cs="Gill Sans" w:eastAsia="Gill Sans" w:hAnsi="Gill Sans"/>
         <w:sz w:val="26"/>
         <w:szCs w:val="26"/>
-        <w:lang w:bidi="ar-SA" w:eastAsia="en-US" w:val="fr-FR"/>
+        <w:lang w:bidi="ar-SA" w:eastAsia="en-US" w:val="en-US"/>
       </w:rPr>
     </w:rPrDefault>
     <w:pPrDefault>
@@ -692,7 +751,7 @@
       <w:color w:val="1A73E8"/>
       <w:sz w:val="36"/>
       <w:szCs w:val="36"/>
-      <w:lang w:val="fr-FR"/>
+      <w:lang w:val="en-US"/>
     </w:rPr>
   </w:style>
   <w:style w:styleId="Heading2" w:type="paragraph">
@@ -852,7 +911,7 @@
       <w:color w:val="1A73E8"/>
       <w:sz w:val="38"/>
       <w:szCs w:val="38"/>
-      <w:lang w:val="fr-FR"/>
+      <w:lang w:val="en-US"/>
     </w:rPr>
   </w:style>
   <w:style w:styleId="Subtitle" w:type="paragraph">
@@ -872,7 +931,7 @@
       <w:color w:themeColor="text1" w:themeTint="A6" w:val="595959"/>
       <w:sz w:val="28"/>
       <w:szCs w:val="28"/>
-      <w:lang w:val="fr-FR"/>
+      <w:lang w:val="en-US"/>
     </w:rPr>
   </w:style>
   <w:style w:type="paragraph" w:customStyle="1" w:styleId="SourceCode">

--- a/assets/docx/math.docx
+++ b/assets/docx/math.docx
@@ -15,7 +15,7 @@
         <w:pStyle w:val="Subtitle"/>
       </w:pPr>
       <w:r>
-        <w:t xml:space="preserve">Friday, June  5, 2026</w:t>
+        <w:t xml:space="preserve">Monday, June 29, 2026</w:t>
       </w:r>
     </w:p>
     <w:p>
